--- a/Aulas HTML/Aula 02/documentos/HTML - aula 02.docx
+++ b/Aulas HTML/Aula 02/documentos/HTML - aula 02.docx
@@ -7080,11 +7080,13 @@
         <w:spacing w:after="0" w:line="240" w:lineRule="auto"/>
         <w:rPr>
           <w:rFonts w:ascii="Courier New" w:hAnsi="Courier New" w:cs="Courier New"/>
-        </w:rPr>
-      </w:pPr>
-      <w:r>
-        <w:rPr>
-          <w:rFonts w:ascii="Courier New" w:hAnsi="Courier New" w:cs="Courier New"/>
+          <w:lang w:val="en-US"/>
+        </w:rPr>
+      </w:pPr>
+      <w:r>
+        <w:rPr>
+          <w:rFonts w:ascii="Courier New" w:hAnsi="Courier New" w:cs="Courier New"/>
+          <w:lang w:val="en-US"/>
         </w:rPr>
         <w:t>&lt;header&gt;&lt;/header&gt;</w:t>
       </w:r>
@@ -7094,11 +7096,13 @@
         <w:spacing w:after="0" w:line="240" w:lineRule="auto"/>
         <w:rPr>
           <w:rFonts w:ascii="Courier New" w:hAnsi="Courier New" w:cs="Courier New"/>
-        </w:rPr>
-      </w:pPr>
-      <w:r>
-        <w:rPr>
-          <w:rFonts w:ascii="Courier New" w:hAnsi="Courier New" w:cs="Courier New"/>
+          <w:lang w:val="en-US"/>
+        </w:rPr>
+      </w:pPr>
+      <w:r>
+        <w:rPr>
+          <w:rFonts w:ascii="Courier New" w:hAnsi="Courier New" w:cs="Courier New"/>
+          <w:lang w:val="en-US"/>
         </w:rPr>
         <w:t>&lt;nav&gt;&lt;/nav&gt;</w:t>
       </w:r>
@@ -7108,11 +7112,13 @@
         <w:spacing w:after="0" w:line="240" w:lineRule="auto"/>
         <w:rPr>
           <w:rFonts w:ascii="Courier New" w:hAnsi="Courier New" w:cs="Courier New"/>
-        </w:rPr>
-      </w:pPr>
-      <w:r>
-        <w:rPr>
-          <w:rFonts w:ascii="Courier New" w:hAnsi="Courier New" w:cs="Courier New"/>
+          <w:lang w:val="en-US"/>
+        </w:rPr>
+      </w:pPr>
+      <w:r>
+        <w:rPr>
+          <w:rFonts w:ascii="Courier New" w:hAnsi="Courier New" w:cs="Courier New"/>
+          <w:lang w:val="en-US"/>
         </w:rPr>
         <w:t>&lt;main&gt;</w:t>
       </w:r>
@@ -7490,6 +7496,7 @@
         <w:spacing w:line="360" w:lineRule="auto"/>
         <w:rPr>
           <w:rFonts w:ascii="Verdana" w:hAnsi="Verdana" w:cs="Calibri"/>
+          <w:lang w:val="en-US"/>
         </w:rPr>
       </w:pPr>
     </w:p>
@@ -9713,13 +9720,11 @@
         <w:spacing w:after="0" w:line="240" w:lineRule="auto"/>
         <w:rPr>
           <w:rFonts w:ascii="Courier New" w:hAnsi="Courier New" w:cs="Courier New"/>
-          <w:lang w:val="en-US"/>
-        </w:rPr>
-      </w:pPr>
-      <w:r>
-        <w:rPr>
-          <w:rFonts w:ascii="Courier New" w:hAnsi="Courier New" w:cs="Courier New"/>
-          <w:lang w:val="en-US"/>
+        </w:rPr>
+      </w:pPr>
+      <w:r>
+        <w:rPr>
+          <w:rFonts w:ascii="Courier New" w:hAnsi="Courier New" w:cs="Courier New"/>
         </w:rPr>
         <w:t>&lt;nav&gt;</w:t>
       </w:r>
@@ -9825,13 +9830,11 @@
         <w:spacing w:after="0" w:line="240" w:lineRule="auto"/>
         <w:rPr>
           <w:rFonts w:ascii="Courier New" w:hAnsi="Courier New" w:cs="Courier New"/>
-          <w:lang w:val="en-US"/>
-        </w:rPr>
-      </w:pPr>
-      <w:r>
-        <w:rPr>
-          <w:rFonts w:ascii="Courier New" w:hAnsi="Courier New" w:cs="Courier New"/>
-          <w:lang w:val="en-US"/>
+        </w:rPr>
+      </w:pPr>
+      <w:r>
+        <w:rPr>
+          <w:rFonts w:ascii="Courier New" w:hAnsi="Courier New" w:cs="Courier New"/>
         </w:rPr>
         <w:t>&lt;/nav&gt;</w:t>
       </w:r>
@@ -10063,13 +10066,11 @@
         <w:spacing w:after="0" w:line="240" w:lineRule="auto"/>
         <w:rPr>
           <w:rFonts w:ascii="Courier New" w:hAnsi="Courier New" w:cs="Courier New"/>
-          <w:lang w:val="en-US"/>
-        </w:rPr>
-      </w:pPr>
-      <w:r>
-        <w:rPr>
-          <w:rFonts w:ascii="Courier New" w:hAnsi="Courier New" w:cs="Courier New"/>
-          <w:lang w:val="en-US"/>
+        </w:rPr>
+      </w:pPr>
+      <w:r>
+        <w:rPr>
+          <w:rFonts w:ascii="Courier New" w:hAnsi="Courier New" w:cs="Courier New"/>
         </w:rPr>
         <w:t>&lt;nav&gt;</w:t>
       </w:r>
@@ -10201,13 +10202,11 @@
         <w:spacing w:after="0" w:line="240" w:lineRule="auto"/>
         <w:rPr>
           <w:rFonts w:ascii="Courier New" w:hAnsi="Courier New" w:cs="Courier New"/>
-          <w:lang w:val="en-US"/>
-        </w:rPr>
-      </w:pPr>
-      <w:r>
-        <w:rPr>
-          <w:rFonts w:ascii="Courier New" w:hAnsi="Courier New" w:cs="Courier New"/>
-          <w:lang w:val="en-US"/>
+        </w:rPr>
+      </w:pPr>
+      <w:r>
+        <w:rPr>
+          <w:rFonts w:ascii="Courier New" w:hAnsi="Courier New" w:cs="Courier New"/>
         </w:rPr>
         <w:t>&lt;/nav&gt;</w:t>
       </w:r>
